--- a/send_Hr/简历原文件.docx
+++ b/send_Hr/简历原文件.docx
@@ -124,7 +124,7 @@
           </mc:Choice>
           <mc:Fallback>
             <w:pict>
-              <v:shape w14:anchorId="636E25ED" id="流程图: 手动输入 2" o:spid="_x0000_s1026" style="position:absolute;margin-left:-61.95pt;margin-top:-35.15pt;width:607.05pt;height:202.05pt;rotation:180;flip:x;z-index:-251590656;visibility:visible;mso-wrap-style:square;mso-width-percent:0;mso-height-percent:0;mso-wrap-distance-left:9pt;mso-wrap-distance-top:0;mso-wrap-distance-right:9pt;mso-wrap-distance-bottom:0;mso-position-horizontal:absolute;mso-position-horizontal-relative:text;mso-position-vertical:absolute;mso-position-vertical-relative:text;mso-width-percent:0;mso-height-percent:0;mso-width-relative:margin;mso-height-relative:margin;v-text-anchor:middle" coordsize="10000,10000" o:gfxdata="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" path="m,3036l10000,r,10000l,10000,,3036xe" fillcolor="#5290bf" strokecolor="#5290bf" strokeweight="1pt">
+              <v:shape w14:anchorId="2BD92AA3" id="流程图: 手动输入 2" o:spid="_x0000_s1026" style="position:absolute;margin-left:-61.95pt;margin-top:-35.15pt;width:607.05pt;height:202.05pt;rotation:180;flip:x;z-index:-251590656;visibility:visible;mso-wrap-style:square;mso-width-percent:0;mso-height-percent:0;mso-wrap-distance-left:9pt;mso-wrap-distance-top:0;mso-wrap-distance-right:9pt;mso-wrap-distance-bottom:0;mso-position-horizontal:absolute;mso-position-horizontal-relative:text;mso-position-vertical:absolute;mso-position-vertical-relative:text;mso-width-percent:0;mso-height-percent:0;mso-width-relative:margin;mso-height-relative:margin;v-text-anchor:middle" coordsize="10000,10000" o:gfxdata="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" path="m,3036l10000,r,10000l,10000,,3036xe" fillcolor="#5290bf" strokecolor="#5290bf" strokeweight="1pt">
                 <v:stroke joinstyle="miter"/>
                 <v:path arrowok="t" o:connecttype="custom" o:connectlocs="0,779048;7709535,0;7709535,2566035;0,2566035;0,779048" o:connectangles="0,0,0,0,0"/>
               </v:shape>
@@ -7249,31 +7249,53 @@
         <w:ind w:firstLineChars="0"/>
         <w:jc w:val="left"/>
         <w:rPr>
+          <w:rFonts w:ascii="微软雅黑" w:eastAsia="微软雅黑" w:hAnsi="微软雅黑"/>
+          <w:color w:val="595959" w:themeColor="text1" w:themeTint="A6"/>
+          <w:sz w:val="22"/>
+        </w:rPr>
+      </w:pPr>
+      <w:r>
+        <w:rPr>
           <w:rFonts w:ascii="微软雅黑" w:eastAsia="微软雅黑" w:hAnsi="微软雅黑" w:hint="eastAsia"/>
           <w:color w:val="595959" w:themeColor="text1" w:themeTint="A6"/>
           <w:sz w:val="22"/>
         </w:rPr>
-      </w:pPr>
-      <w:r>
+        <w:t>低功耗设备的测试与优化</w:t>
+      </w:r>
+    </w:p>
+    <w:p>
+      <w:pPr>
+        <w:pStyle w:val="aa"/>
+        <w:numPr>
+          <w:ilvl w:val="0"/>
+          <w:numId w:val="8"/>
+        </w:numPr>
+        <w:snapToGrid w:val="0"/>
+        <w:spacing w:line="360" w:lineRule="exact"/>
+        <w:ind w:firstLineChars="0"/>
+        <w:jc w:val="left"/>
         <w:rPr>
           <w:rFonts w:ascii="微软雅黑" w:eastAsia="微软雅黑" w:hAnsi="微软雅黑" w:hint="eastAsia"/>
           <w:color w:val="595959" w:themeColor="text1" w:themeTint="A6"/>
           <w:sz w:val="22"/>
         </w:rPr>
-        <w:t>低功耗设备的测试与优化</w:t>
-      </w:r>
-    </w:p>
-    <w:p>
-      <w:pPr>
-        <w:snapToGrid w:val="0"/>
-        <w:spacing w:line="360" w:lineRule="exact"/>
-        <w:jc w:val="left"/>
+      </w:pPr>
+      <w:r>
         <w:rPr>
           <w:rFonts w:ascii="微软雅黑" w:eastAsia="微软雅黑" w:hAnsi="微软雅黑" w:hint="eastAsia"/>
           <w:color w:val="595959" w:themeColor="text1" w:themeTint="A6"/>
           <w:sz w:val="22"/>
         </w:rPr>
-      </w:pPr>
+        <w:t>一个</w:t>
+      </w:r>
+      <w:r>
+        <w:rPr>
+          <w:rFonts w:ascii="微软雅黑" w:eastAsia="微软雅黑" w:hAnsi="微软雅黑" w:hint="eastAsia"/>
+          <w:color w:val="595959" w:themeColor="text1" w:themeTint="A6"/>
+          <w:sz w:val="22"/>
+        </w:rPr>
+        <w:t>通过调用</w:t>
+      </w:r>
     </w:p>
     <w:p>
       <w:pPr>

--- a/send_Hr/简历原文件.docx
+++ b/send_Hr/简历原文件.docx
@@ -2350,15 +2350,6 @@
                                     </w:rPr>
                                     <w:t>Altium Designer</w:t>
                                   </w:r>
-                                  <w:r>
-                                    <w:rPr>
-                                      <w:rFonts w:ascii="微软雅黑" w:eastAsia="微软雅黑" w:hAnsi="微软雅黑" w:hint="eastAsia"/>
-                                      <w:color w:val="7F7F7F" w:themeColor="text1" w:themeTint="80"/>
-                                      <w:sz w:val="28"/>
-                                      <w:szCs w:val="28"/>
-                                    </w:rPr>
-                                    <w:t xml:space="preserve"> （简单的 PCB）</w:t>
-                                  </w:r>
                                 </w:p>
                                 <w:p>
                                   <w:pPr>
@@ -3890,7 +3881,7 @@
                                       <w:sz w:val="24"/>
                                       <w:szCs w:val="24"/>
                                     </w:rPr>
-                                    <w:t>共青团员</w:t>
+                                    <w:t>群众</w:t>
                                   </w:r>
                                 </w:p>
                               </w:txbxContent>
@@ -4732,15 +4723,6 @@
                               </w:rPr>
                               <w:t>Altium Designer</w:t>
                             </w:r>
-                            <w:r>
-                              <w:rPr>
-                                <w:rFonts w:ascii="微软雅黑" w:eastAsia="微软雅黑" w:hAnsi="微软雅黑" w:hint="eastAsia"/>
-                                <w:color w:val="7F7F7F" w:themeColor="text1" w:themeTint="80"/>
-                                <w:sz w:val="28"/>
-                                <w:szCs w:val="28"/>
-                              </w:rPr>
-                              <w:t xml:space="preserve"> （简单的 PCB）</w:t>
-                            </w:r>
                           </w:p>
                           <w:p>
                             <w:pPr>
@@ -5071,7 +5053,7 @@
                                 <w:sz w:val="24"/>
                                 <w:szCs w:val="24"/>
                               </w:rPr>
-                              <w:t>共青团员</w:t>
+                              <w:t>群众</w:t>
                             </w:r>
                           </w:p>
                         </w:txbxContent>
@@ -6779,9 +6761,13 @@
     <w:p>
       <w:pPr>
         <w:pStyle w:val="aa"/>
+        <w:numPr>
+          <w:ilvl w:val="0"/>
+          <w:numId w:val="3"/>
+        </w:numPr>
         <w:snapToGrid w:val="0"/>
         <w:spacing w:line="360" w:lineRule="exact"/>
-        <w:ind w:left="440" w:firstLineChars="0" w:firstLine="0"/>
+        <w:ind w:firstLineChars="0"/>
         <w:jc w:val="left"/>
         <w:rPr>
           <w:rFonts w:ascii="微软雅黑" w:eastAsia="微软雅黑" w:hAnsi="微软雅黑" w:hint="eastAsia"/>
@@ -6789,6 +6775,30 @@
           <w:sz w:val="22"/>
         </w:rPr>
       </w:pPr>
+      <w:r>
+        <w:rPr>
+          <w:rFonts w:ascii="微软雅黑" w:eastAsia="微软雅黑" w:hAnsi="微软雅黑" w:hint="eastAsia"/>
+          <w:color w:val="595959" w:themeColor="text1" w:themeTint="A6"/>
+          <w:sz w:val="22"/>
+        </w:rPr>
+        <w:t>参与</w:t>
+      </w:r>
+      <w:r>
+        <w:rPr>
+          <w:rFonts w:ascii="微软雅黑" w:eastAsia="微软雅黑" w:hAnsi="微软雅黑" w:hint="eastAsia"/>
+          <w:color w:val="595959" w:themeColor="text1" w:themeTint="A6"/>
+          <w:sz w:val="22"/>
+        </w:rPr>
+        <w:t>制定</w:t>
+      </w:r>
+      <w:r>
+        <w:rPr>
+          <w:rFonts w:ascii="微软雅黑" w:eastAsia="微软雅黑" w:hAnsi="微软雅黑" w:hint="eastAsia"/>
+          <w:color w:val="595959" w:themeColor="text1" w:themeTint="A6"/>
+          <w:sz w:val="22"/>
+        </w:rPr>
+        <w:t>了公司的通用协议规范。</w:t>
+      </w:r>
     </w:p>
     <w:p>
       <w:pPr>
@@ -7249,44 +7259,26 @@
         <w:ind w:firstLineChars="0"/>
         <w:jc w:val="left"/>
         <w:rPr>
-          <w:rFonts w:ascii="微软雅黑" w:eastAsia="微软雅黑" w:hAnsi="微软雅黑"/>
-          <w:color w:val="595959" w:themeColor="text1" w:themeTint="A6"/>
-          <w:sz w:val="22"/>
-        </w:rPr>
-      </w:pPr>
-      <w:r>
-        <w:rPr>
           <w:rFonts w:ascii="微软雅黑" w:eastAsia="微软雅黑" w:hAnsi="微软雅黑" w:hint="eastAsia"/>
           <w:color w:val="595959" w:themeColor="text1" w:themeTint="A6"/>
           <w:sz w:val="22"/>
         </w:rPr>
-        <w:t>低功耗设备的测试与优化</w:t>
-      </w:r>
-    </w:p>
-    <w:p>
-      <w:pPr>
-        <w:pStyle w:val="aa"/>
-        <w:numPr>
-          <w:ilvl w:val="0"/>
-          <w:numId w:val="8"/>
-        </w:numPr>
-        <w:snapToGrid w:val="0"/>
-        <w:spacing w:line="360" w:lineRule="exact"/>
-        <w:ind w:firstLineChars="0"/>
-        <w:jc w:val="left"/>
+      </w:pPr>
+      <w:r>
         <w:rPr>
           <w:rFonts w:ascii="微软雅黑" w:eastAsia="微软雅黑" w:hAnsi="微软雅黑" w:hint="eastAsia"/>
           <w:color w:val="595959" w:themeColor="text1" w:themeTint="A6"/>
           <w:sz w:val="22"/>
         </w:rPr>
-      </w:pPr>
+        <w:t>一个</w:t>
+      </w:r>
       <w:r>
         <w:rPr>
           <w:rFonts w:ascii="微软雅黑" w:eastAsia="微软雅黑" w:hAnsi="微软雅黑" w:hint="eastAsia"/>
           <w:color w:val="595959" w:themeColor="text1" w:themeTint="A6"/>
           <w:sz w:val="22"/>
         </w:rPr>
-        <w:t>一个</w:t>
+        <w:t>在linux平台下</w:t>
       </w:r>
       <w:r>
         <w:rPr>
@@ -7294,7 +7286,95 @@
           <w:color w:val="595959" w:themeColor="text1" w:themeTint="A6"/>
           <w:sz w:val="22"/>
         </w:rPr>
+        <w:t xml:space="preserve">使用C语言编写的 </w:t>
+      </w:r>
+      <w:r>
+        <w:rPr>
+          <w:rFonts w:ascii="微软雅黑" w:eastAsia="微软雅黑" w:hAnsi="微软雅黑" w:hint="eastAsia"/>
+          <w:color w:val="595959" w:themeColor="text1" w:themeTint="A6"/>
+          <w:sz w:val="22"/>
+        </w:rPr>
+        <w:t>ai</w:t>
+      </w:r>
+      <w:r>
+        <w:rPr>
+          <w:rFonts w:ascii="微软雅黑" w:eastAsia="微软雅黑" w:hAnsi="微软雅黑" w:hint="eastAsia"/>
+          <w:color w:val="595959" w:themeColor="text1" w:themeTint="A6"/>
+          <w:sz w:val="22"/>
+        </w:rPr>
+        <w:t>应用，</w:t>
+      </w:r>
+      <w:r>
+        <w:rPr>
+          <w:rFonts w:ascii="微软雅黑" w:eastAsia="微软雅黑" w:hAnsi="微软雅黑" w:hint="eastAsia"/>
+          <w:color w:val="595959" w:themeColor="text1" w:themeTint="A6"/>
+          <w:sz w:val="22"/>
+        </w:rPr>
         <w:t>通过调用</w:t>
+      </w:r>
+      <w:r>
+        <w:rPr>
+          <w:rFonts w:ascii="微软雅黑" w:eastAsia="微软雅黑" w:hAnsi="微软雅黑" w:hint="eastAsia"/>
+          <w:color w:val="595959" w:themeColor="text1" w:themeTint="A6"/>
+          <w:sz w:val="22"/>
+        </w:rPr>
+        <w:t xml:space="preserve">AI api </w:t>
+      </w:r>
+      <w:r>
+        <w:rPr>
+          <w:rFonts w:ascii="微软雅黑" w:eastAsia="微软雅黑" w:hAnsi="微软雅黑" w:hint="eastAsia"/>
+          <w:color w:val="595959" w:themeColor="text1" w:themeTint="A6"/>
+          <w:sz w:val="22"/>
+        </w:rPr>
+        <w:t>实现自然语言</w:t>
+      </w:r>
+      <w:r>
+        <w:rPr>
+          <w:rFonts w:ascii="微软雅黑" w:eastAsia="微软雅黑" w:hAnsi="微软雅黑" w:hint="eastAsia"/>
+          <w:color w:val="595959" w:themeColor="text1" w:themeTint="A6"/>
+          <w:sz w:val="22"/>
+        </w:rPr>
+        <w:t>交互</w:t>
+      </w:r>
+      <w:r>
+        <w:rPr>
+          <w:rFonts w:ascii="微软雅黑" w:eastAsia="微软雅黑" w:hAnsi="微软雅黑" w:hint="eastAsia"/>
+          <w:color w:val="595959" w:themeColor="text1" w:themeTint="A6"/>
+          <w:sz w:val="22"/>
+        </w:rPr>
+        <w:t xml:space="preserve"> </w:t>
+      </w:r>
+      <w:r>
+        <w:rPr>
+          <w:rFonts w:ascii="微软雅黑" w:eastAsia="微软雅黑" w:hAnsi="微软雅黑" w:hint="eastAsia"/>
+          <w:color w:val="595959" w:themeColor="text1" w:themeTint="A6"/>
+          <w:sz w:val="22"/>
+        </w:rPr>
+        <w:t>式</w:t>
+      </w:r>
+      <w:r>
+        <w:rPr>
+          <w:rFonts w:ascii="微软雅黑" w:eastAsia="微软雅黑" w:hAnsi="微软雅黑" w:hint="eastAsia"/>
+          <w:color w:val="595959" w:themeColor="text1" w:themeTint="A6"/>
+          <w:sz w:val="22"/>
+        </w:rPr>
+        <w:t>的命令行ai</w:t>
+      </w:r>
+      <w:r>
+        <w:rPr>
+          <w:rFonts w:ascii="微软雅黑" w:eastAsia="微软雅黑" w:hAnsi="微软雅黑" w:hint="eastAsia"/>
+          <w:color w:val="595959" w:themeColor="text1" w:themeTint="A6"/>
+          <w:sz w:val="22"/>
+        </w:rPr>
+        <w:t>助手</w:t>
+      </w:r>
+      <w:r>
+        <w:rPr>
+          <w:rFonts w:ascii="微软雅黑" w:eastAsia="微软雅黑" w:hAnsi="微软雅黑" w:hint="eastAsia"/>
+          <w:color w:val="595959" w:themeColor="text1" w:themeTint="A6"/>
+          <w:sz w:val="22"/>
+        </w:rPr>
+        <w:t>。</w:t>
       </w:r>
     </w:p>
     <w:p>
@@ -9486,9 +9566,9 @@
         </w:rPr>
         <w:lastRenderedPageBreak/>
         <w:drawing>
-          <wp:inline distT="0" distB="0" distL="0" distR="0" wp14:anchorId="3EC470FE" wp14:editId="22459AA7">
-            <wp:extent cx="4385883" cy="2265751"/>
-            <wp:effectExtent l="0" t="0" r="0" b="1270"/>
+          <wp:inline distT="0" distB="0" distL="0" distR="0" wp14:anchorId="3EC470FE" wp14:editId="23479FFD">
+            <wp:extent cx="4810539" cy="2447463"/>
+            <wp:effectExtent l="0" t="0" r="9525" b="0"/>
             <wp:docPr id="1340634898" name="图片 1"/>
             <wp:cNvGraphicFramePr>
               <a:graphicFrameLocks xmlns:a="http://schemas.openxmlformats.org/drawingml/2006/main" noChangeAspect="1"/>
@@ -9500,20 +9580,35 @@
                     <pic:cNvPr id="1340634898" name=""/>
                     <pic:cNvPicPr/>
                   </pic:nvPicPr>
-                  <pic:blipFill>
-                    <a:blip r:embed="rId15"/>
+                  <pic:blipFill rotWithShape="1">
+                    <a:blip r:embed="rId15" cstate="print">
+                      <a:extLst>
+                        <a:ext uri="{28A0092B-C50C-407E-A947-70E740481C1C}">
+                          <a14:useLocalDpi xmlns:a14="http://schemas.microsoft.com/office/drawing/2010/main" val="0"/>
+                        </a:ext>
+                      </a:extLst>
+                    </a:blip>
+                    <a:srcRect l="11299" t="12448" r="17524" b="17482"/>
                     <a:stretch>
                       <a:fillRect/>
                     </a:stretch>
                   </pic:blipFill>
-                  <pic:spPr>
+                  <pic:spPr bwMode="auto">
                     <a:xfrm>
                       <a:off x="0" y="0"/>
-                      <a:ext cx="4414573" cy="2280572"/>
+                      <a:ext cx="4843104" cy="2464031"/>
                     </a:xfrm>
                     <a:prstGeom prst="rect">
                       <a:avLst/>
                     </a:prstGeom>
+                    <a:ln>
+                      <a:noFill/>
+                    </a:ln>
+                    <a:extLst>
+                      <a:ext uri="{53640926-AAD7-44D8-BBD7-CCE9431645EC}">
+                        <a14:shadowObscured xmlns:a14="http://schemas.microsoft.com/office/drawing/2010/main"/>
+                      </a:ext>
+                    </a:extLst>
                   </pic:spPr>
                 </pic:pic>
               </a:graphicData>
@@ -10462,6 +10557,156 @@
           <w:rFonts w:hint="eastAsia"/>
         </w:rPr>
         <w:t>串口的配置指令。</w:t>
+      </w:r>
+    </w:p>
+    <w:p>
+      <w:pPr>
+        <w:ind w:firstLine="420"/>
+      </w:pPr>
+    </w:p>
+    <w:p>
+      <w:pPr>
+        <w:pStyle w:val="2"/>
+        <w:rPr>
+          <w:sz w:val="30"/>
+          <w:szCs w:val="30"/>
+        </w:rPr>
+      </w:pPr>
+      <w:r>
+        <w:rPr>
+          <w:rFonts w:hint="eastAsia"/>
+          <w:sz w:val="30"/>
+          <w:szCs w:val="30"/>
+        </w:rPr>
+        <w:t>自己编写</w:t>
+      </w:r>
+      <w:r>
+        <w:rPr>
+          <w:rFonts w:hint="eastAsia"/>
+          <w:sz w:val="30"/>
+          <w:szCs w:val="30"/>
+        </w:rPr>
+        <w:t>的开发工具</w:t>
+      </w:r>
+    </w:p>
+    <w:p>
+      <w:r>
+        <w:tab/>
+      </w:r>
+      <w:r>
+        <w:rPr>
+          <w:rFonts w:hint="eastAsia"/>
+        </w:rPr>
+        <w:t xml:space="preserve">Linux </w:t>
+      </w:r>
+      <w:r>
+        <w:rPr>
+          <w:rFonts w:hint="eastAsia"/>
+        </w:rPr>
+        <w:t>下</w:t>
+      </w:r>
+      <w:r>
+        <w:rPr>
+          <w:rFonts w:hint="eastAsia"/>
+        </w:rPr>
+        <w:t>一个可以</w:t>
+      </w:r>
+      <w:r>
+        <w:rPr>
+          <w:rFonts w:hint="eastAsia"/>
+        </w:rPr>
+        <w:t>根据</w:t>
+      </w:r>
+      <w:r>
+        <w:rPr>
+          <w:rFonts w:hint="eastAsia"/>
+        </w:rPr>
+        <w:t>自己需求配置的</w:t>
+      </w:r>
+      <w:r>
+        <w:rPr>
+          <w:rFonts w:hint="eastAsia"/>
+        </w:rPr>
+        <w:t xml:space="preserve">mqtt </w:t>
+      </w:r>
+      <w:r>
+        <w:rPr>
+          <w:rFonts w:hint="eastAsia"/>
+        </w:rPr>
+        <w:t>客户端</w:t>
+      </w:r>
+    </w:p>
+    <w:p>
+      <w:pPr>
+        <w:ind w:firstLine="420"/>
+      </w:pPr>
+      <w:r>
+        <w:t>L</w:t>
+      </w:r>
+      <w:r>
+        <w:rPr>
+          <w:rFonts w:hint="eastAsia"/>
+        </w:rPr>
+        <w:t xml:space="preserve">inux </w:t>
+      </w:r>
+      <w:r>
+        <w:rPr>
+          <w:rFonts w:hint="eastAsia"/>
+        </w:rPr>
+        <w:t>下</w:t>
+      </w:r>
+      <w:r>
+        <w:rPr>
+          <w:rFonts w:hint="eastAsia"/>
+        </w:rPr>
+        <w:t>一个可以随时通过自然语言查询</w:t>
+      </w:r>
+      <w:r>
+        <w:rPr>
+          <w:rFonts w:hint="eastAsia"/>
+        </w:rPr>
+        <w:t xml:space="preserve">shell </w:t>
+      </w:r>
+      <w:r>
+        <w:rPr>
+          <w:rFonts w:hint="eastAsia"/>
+        </w:rPr>
+        <w:t>命令的</w:t>
+      </w:r>
+      <w:r>
+        <w:rPr>
+          <w:rFonts w:hint="eastAsia"/>
+        </w:rPr>
+        <w:t>AI</w:t>
+      </w:r>
+      <w:r>
+        <w:rPr>
+          <w:rFonts w:hint="eastAsia"/>
+        </w:rPr>
+        <w:t>助手</w:t>
+      </w:r>
+    </w:p>
+    <w:p>
+      <w:pPr>
+        <w:ind w:firstLine="420"/>
+        <w:rPr>
+          <w:rFonts w:hint="eastAsia"/>
+        </w:rPr>
+      </w:pPr>
+      <w:r>
+        <w:t>W</w:t>
+      </w:r>
+      <w:r>
+        <w:rPr>
+          <w:rFonts w:hint="eastAsia"/>
+        </w:rPr>
+        <w:t xml:space="preserve">indows </w:t>
+      </w:r>
+      <w:r>
+        <w:rPr>
+          <w:rFonts w:hint="eastAsia"/>
+        </w:rPr>
+        <w:t>串口转发工具，用于快速配置公司的控制指令</w:t>
       </w:r>
     </w:p>
     <w:p>
@@ -10971,81 +11216,7 @@
           <w:sz w:val="30"/>
           <w:szCs w:val="30"/>
         </w:rPr>
-        <w:t xml:space="preserve">CAD </w:t>
-      </w:r>
-      <w:r>
-        <w:rPr>
-          <w:rFonts w:hint="eastAsia"/>
-          <w:sz w:val="30"/>
-          <w:szCs w:val="30"/>
-        </w:rPr>
-        <w:t>示例：</w:t>
-      </w:r>
-    </w:p>
-    <w:p>
-      <w:r>
-        <w:rPr>
-          <w:noProof/>
-        </w:rPr>
-        <w:drawing>
-          <wp:inline distT="0" distB="0" distL="0" distR="0" wp14:anchorId="12CB47B6" wp14:editId="1B8AC532">
-            <wp:extent cx="4645672" cy="2924072"/>
-            <wp:effectExtent l="0" t="0" r="2540" b="0"/>
-            <wp:docPr id="150427630" name="图片 1"/>
-            <wp:cNvGraphicFramePr>
-              <a:graphicFrameLocks xmlns:a="http://schemas.openxmlformats.org/drawingml/2006/main" noChangeAspect="1"/>
-            </wp:cNvGraphicFramePr>
-            <a:graphic xmlns:a="http://schemas.openxmlformats.org/drawingml/2006/main">
-              <a:graphicData uri="http://schemas.openxmlformats.org/drawingml/2006/picture">
-                <pic:pic xmlns:pic="http://schemas.openxmlformats.org/drawingml/2006/picture">
-                  <pic:nvPicPr>
-                    <pic:cNvPr id="150427630" name=""/>
-                    <pic:cNvPicPr/>
-                  </pic:nvPicPr>
-                  <pic:blipFill>
-                    <a:blip r:embed="rId24" cstate="print">
-                      <a:extLst>
-                        <a:ext uri="{28A0092B-C50C-407E-A947-70E740481C1C}">
-                          <a14:useLocalDpi xmlns:a14="http://schemas.microsoft.com/office/drawing/2010/main" val="0"/>
-                        </a:ext>
-                      </a:extLst>
-                    </a:blip>
-                    <a:stretch>
-                      <a:fillRect/>
-                    </a:stretch>
-                  </pic:blipFill>
-                  <pic:spPr>
-                    <a:xfrm>
-                      <a:off x="0" y="0"/>
-                      <a:ext cx="4674029" cy="2941920"/>
-                    </a:xfrm>
-                    <a:prstGeom prst="rect">
-                      <a:avLst/>
-                    </a:prstGeom>
-                  </pic:spPr>
-                </pic:pic>
-              </a:graphicData>
-            </a:graphic>
-          </wp:inline>
-        </w:drawing>
-      </w:r>
-    </w:p>
-    <w:p/>
-    <w:p/>
-    <w:p>
-      <w:pPr>
-        <w:pStyle w:val="2"/>
-        <w:rPr>
-          <w:sz w:val="30"/>
-          <w:szCs w:val="30"/>
-        </w:rPr>
-      </w:pPr>
-      <w:r>
-        <w:rPr>
-          <w:rFonts w:hint="eastAsia"/>
-          <w:sz w:val="30"/>
-          <w:szCs w:val="30"/>
-        </w:rPr>
+        <w:lastRenderedPageBreak/>
         <w:t xml:space="preserve">EDA </w:t>
       </w:r>
       <w:r>
@@ -11080,7 +11251,7 @@
                     </pic:cNvPicPr>
                   </pic:nvPicPr>
                   <pic:blipFill>
-                    <a:blip r:embed="rId25" cstate="print">
+                    <a:blip r:embed="rId24" cstate="print">
                       <a:extLst>
                         <a:ext uri="{28A0092B-C50C-407E-A947-70E740481C1C}">
                           <a14:useLocalDpi xmlns:a14="http://schemas.microsoft.com/office/drawing/2010/main" val="0"/>
@@ -11151,7 +11322,7 @@
                     </pic:cNvPicPr>
                   </pic:nvPicPr>
                   <pic:blipFill>
-                    <a:blip r:embed="rId26">
+                    <a:blip r:embed="rId25">
                       <a:extLst>
                         <a:ext uri="{28A0092B-C50C-407E-A947-70E740481C1C}">
                           <a14:useLocalDpi xmlns:a14="http://schemas.microsoft.com/office/drawing/2010/main" val="0"/>
@@ -11241,7 +11412,7 @@
                     </pic:cNvPicPr>
                   </pic:nvPicPr>
                   <pic:blipFill>
-                    <a:blip r:embed="rId27">
+                    <a:blip r:embed="rId26">
                       <a:extLst>
                         <a:ext uri="{28A0092B-C50C-407E-A947-70E740481C1C}">
                           <a14:useLocalDpi xmlns:a14="http://schemas.microsoft.com/office/drawing/2010/main" val="0"/>
@@ -11298,7 +11469,7 @@
                     </pic:cNvPicPr>
                   </pic:nvPicPr>
                   <pic:blipFill>
-                    <a:blip r:embed="rId28">
+                    <a:blip r:embed="rId27">
                       <a:extLst>
                         <a:ext uri="{28A0092B-C50C-407E-A947-70E740481C1C}">
                           <a14:useLocalDpi xmlns:a14="http://schemas.microsoft.com/office/drawing/2010/main" val="0"/>

--- a/send_Hr/简历原文件.docx
+++ b/send_Hr/简历原文件.docx
@@ -1338,9 +1338,148 @@
           <w:noProof/>
         </w:rPr>
         <mc:AlternateContent>
+          <mc:Choice Requires="wps">
+            <w:drawing>
+              <wp:anchor distT="0" distB="0" distL="114300" distR="114300" simplePos="0" relativeHeight="251728896" behindDoc="0" locked="0" layoutInCell="1" allowOverlap="1" wp14:anchorId="78403FFB" wp14:editId="723DFC4B">
+                <wp:simplePos x="0" y="0"/>
+                <wp:positionH relativeFrom="column">
+                  <wp:posOffset>-705394</wp:posOffset>
+                </wp:positionH>
+                <wp:positionV relativeFrom="paragraph">
+                  <wp:posOffset>7646035</wp:posOffset>
+                </wp:positionV>
+                <wp:extent cx="7505700" cy="1985010"/>
+                <wp:effectExtent l="38100" t="114300" r="133350" b="53340"/>
+                <wp:wrapNone/>
+                <wp:docPr id="209" name="流程图: 手动输入 2"/>
+                <wp:cNvGraphicFramePr/>
+                <a:graphic xmlns:a="http://schemas.openxmlformats.org/drawingml/2006/main">
+                  <a:graphicData uri="http://schemas.microsoft.com/office/word/2010/wordprocessingShape">
+                    <wps:wsp>
+                      <wps:cNvSpPr/>
+                      <wps:spPr>
+                        <a:xfrm flipH="1">
+                          <a:off x="0" y="0"/>
+                          <a:ext cx="7505700" cy="1985010"/>
+                        </a:xfrm>
+                        <a:custGeom>
+                          <a:avLst/>
+                          <a:gdLst>
+                            <a:gd name="connsiteX0" fmla="*/ 0 w 10000"/>
+                            <a:gd name="connsiteY0" fmla="*/ 2286 h 10000"/>
+                            <a:gd name="connsiteX1" fmla="*/ 10000 w 10000"/>
+                            <a:gd name="connsiteY1" fmla="*/ 0 h 10000"/>
+                            <a:gd name="connsiteX2" fmla="*/ 10000 w 10000"/>
+                            <a:gd name="connsiteY2" fmla="*/ 10000 h 10000"/>
+                            <a:gd name="connsiteX3" fmla="*/ 0 w 10000"/>
+                            <a:gd name="connsiteY3" fmla="*/ 10000 h 10000"/>
+                            <a:gd name="connsiteX4" fmla="*/ 0 w 10000"/>
+                            <a:gd name="connsiteY4" fmla="*/ 2286 h 10000"/>
+                          </a:gdLst>
+                          <a:ahLst/>
+                          <a:cxnLst>
+                            <a:cxn ang="0">
+                              <a:pos x="connsiteX0" y="connsiteY0"/>
+                            </a:cxn>
+                            <a:cxn ang="0">
+                              <a:pos x="connsiteX1" y="connsiteY1"/>
+                            </a:cxn>
+                            <a:cxn ang="0">
+                              <a:pos x="connsiteX2" y="connsiteY2"/>
+                            </a:cxn>
+                            <a:cxn ang="0">
+                              <a:pos x="connsiteX3" y="connsiteY3"/>
+                            </a:cxn>
+                            <a:cxn ang="0">
+                              <a:pos x="connsiteX4" y="connsiteY4"/>
+                            </a:cxn>
+                          </a:cxnLst>
+                          <a:rect l="l" t="t" r="r" b="b"/>
+                          <a:pathLst>
+                            <a:path w="10000" h="10000">
+                              <a:moveTo>
+                                <a:pt x="0" y="2286"/>
+                              </a:moveTo>
+                              <a:lnTo>
+                                <a:pt x="10000" y="0"/>
+                              </a:lnTo>
+                              <a:lnTo>
+                                <a:pt x="10000" y="10000"/>
+                              </a:lnTo>
+                              <a:lnTo>
+                                <a:pt x="0" y="10000"/>
+                              </a:lnTo>
+                              <a:lnTo>
+                                <a:pt x="0" y="2286"/>
+                              </a:lnTo>
+                              <a:close/>
+                            </a:path>
+                          </a:pathLst>
+                        </a:custGeom>
+                        <a:solidFill>
+                          <a:srgbClr val="5290BF"/>
+                        </a:solidFill>
+                        <a:ln w="12700" cap="flat" cmpd="sng" algn="ctr">
+                          <a:solidFill>
+                            <a:srgbClr val="5290BF"/>
+                          </a:solidFill>
+                          <a:prstDash val="solid"/>
+                          <a:miter lim="800000"/>
+                        </a:ln>
+                        <a:effectLst>
+                          <a:outerShdw blurRad="63500" dist="50800" dir="18900000" algn="bl" rotWithShape="0">
+                            <a:prstClr val="black">
+                              <a:alpha val="16000"/>
+                            </a:prstClr>
+                          </a:outerShdw>
+                        </a:effectLst>
+                      </wps:spPr>
+                      <wps:txbx>
+                        <w:txbxContent>
+                          <w:p/>
+                        </w:txbxContent>
+                      </wps:txbx>
+                      <wps:bodyPr rot="0" spcFirstLastPara="0" vertOverflow="overflow" horzOverflow="overflow" vert="horz" wrap="square" lIns="91440" tIns="45720" rIns="91440" bIns="45720" numCol="1" spcCol="0" rtlCol="0" fromWordArt="0" anchor="ctr" anchorCtr="0" forceAA="0" compatLnSpc="1">
+                        <a:noAutofit/>
+                      </wps:bodyPr>
+                    </wps:wsp>
+                  </a:graphicData>
+                </a:graphic>
+                <wp14:sizeRelH relativeFrom="margin">
+                  <wp14:pctWidth>0</wp14:pctWidth>
+                </wp14:sizeRelH>
+                <wp14:sizeRelV relativeFrom="margin">
+                  <wp14:pctHeight>0</wp14:pctHeight>
+                </wp14:sizeRelV>
+              </wp:anchor>
+            </w:drawing>
+          </mc:Choice>
+          <mc:Fallback>
+            <w:pict>
+              <v:shape w14:anchorId="78403FFB" id="流程图: 手动输入 2" o:spid="_x0000_s1031" style="position:absolute;margin-left:-55.55pt;margin-top:602.05pt;width:591pt;height:156.3pt;flip:x;z-index:251728896;visibility:visible;mso-wrap-style:square;mso-width-percent:0;mso-height-percent:0;mso-wrap-distance-left:9pt;mso-wrap-distance-top:0;mso-wrap-distance-right:9pt;mso-wrap-distance-bottom:0;mso-position-horizontal:absolute;mso-position-horizontal-relative:text;mso-position-vertical:absolute;mso-position-vertical-relative:text;mso-width-percent:0;mso-height-percent:0;mso-width-relative:margin;mso-height-relative:margin;v-text-anchor:middle" coordsize="10000,10000" o:spt="100" o:gfxdata="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" adj="-11796480,,5400" path="m,2286l10000,r,10000l,10000,,2286xe" fillcolor="#5290bf" strokecolor="#5290bf" strokeweight="1pt">
+                <v:stroke joinstyle="miter"/>
+                <v:shadow on="t" color="black" opacity="10485f" origin="-.5,.5" offset=".99781mm,-.99781mm"/>
+                <v:formulas/>
+                <v:path arrowok="t" o:connecttype="custom" o:connectlocs="0,453773;7505700,0;7505700,1985010;0,1985010;0,453773" o:connectangles="0,0,0,0,0" textboxrect="0,0,10000,10000"/>
+                <v:textbox>
+                  <w:txbxContent>
+                    <w:p/>
+                  </w:txbxContent>
+                </v:textbox>
+              </v:shape>
+            </w:pict>
+          </mc:Fallback>
+        </mc:AlternateContent>
+      </w:r>
+      <w:r>
+        <w:rPr>
+          <w:rFonts w:ascii="微软雅黑" w:eastAsia="微软雅黑" w:hAnsi="微软雅黑"/>
+          <w:noProof/>
+        </w:rPr>
+        <mc:AlternateContent>
           <mc:Choice Requires="wpg">
             <w:drawing>
-              <wp:anchor distT="0" distB="0" distL="114300" distR="114300" simplePos="0" relativeHeight="251735040" behindDoc="0" locked="0" layoutInCell="1" allowOverlap="1" wp14:anchorId="3FE94003" wp14:editId="61F5945F">
+              <wp:anchor distT="0" distB="0" distL="114300" distR="114300" simplePos="0" relativeHeight="251735040" behindDoc="0" locked="0" layoutInCell="1" allowOverlap="1" wp14:anchorId="3FE94003" wp14:editId="3EC62DFB">
                 <wp:simplePos x="0" y="0"/>
                 <wp:positionH relativeFrom="column">
                   <wp:posOffset>3952</wp:posOffset>
@@ -4251,10 +4390,10 @@
           </mc:Choice>
           <mc:Fallback>
             <w:pict>
-              <v:group w14:anchorId="3FE94003" id="组合 41" o:spid="_x0000_s1031" style="position:absolute;margin-left:.3pt;margin-top:125.1pt;width:507.65pt;height:457pt;z-index:251735040;mso-width-relative:margin" coordsize="64478,58039" o:gfxdata="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">
-                <v:group id="组合 845807069" o:spid="_x0000_s1032" style="position:absolute;left:32004;top:190;width:32474;height:53790" coordorigin=",-250" coordsize="39184,60935" o:gfxdata="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">
-                  <v:group id="组合 1296834415" o:spid="_x0000_s1033" style="position:absolute;top:-250;width:37084;height:25659" coordorigin=",-295" coordsize="37090,30358" o:gfxdata="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">
-                    <v:shape id="文本框 415746563" o:spid="_x0000_s1034" type="#_x0000_t202" style="position:absolute;top:4612;width:37090;height:25450;visibility:visible;mso-wrap-style:square;v-text-anchor:top" o:gfxdata="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" filled="f" stroked="f" strokeweight=".5pt">
+              <v:group w14:anchorId="3FE94003" id="组合 41" o:spid="_x0000_s1032" style="position:absolute;margin-left:.3pt;margin-top:125.1pt;width:507.65pt;height:457pt;z-index:251735040;mso-width-relative:margin" coordsize="64478,58039" o:gfxdata="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">
+                <v:group id="组合 845807069" o:spid="_x0000_s1033" style="position:absolute;left:32004;top:190;width:32474;height:53790" coordorigin=",-250" coordsize="39184,60935" o:gfxdata="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">
+                  <v:group id="组合 1296834415" o:spid="_x0000_s1034" style="position:absolute;top:-250;width:37084;height:25659" coordorigin=",-295" coordsize="37090,30358" o:gfxdata="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">
+                    <v:shape id="文本框 415746563" o:spid="_x0000_s1035" type="#_x0000_t202" style="position:absolute;top:4612;width:37090;height:25450;visibility:visible;mso-wrap-style:square;v-text-anchor:top" o:gfxdata="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" filled="f" stroked="f" strokeweight=".5pt">
                       <v:textbox>
                         <w:txbxContent>
                           <w:p>
@@ -4455,11 +4594,11 @@
                         </w:txbxContent>
                       </v:textbox>
                     </v:shape>
-                    <v:group id="组合 644909588" o:spid="_x0000_s1035" style="position:absolute;left:380;top:-295;width:24077;height:4373" coordorigin="10102,4463" coordsize="3795,547" o:gfxdata="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">
-                      <v:rect id="_x0000_s1036" style="position:absolute;left:10102;top:4500;width:3795;height:510;flip:x;visibility:visible;mso-wrap-style:square;v-text-anchor:middle" o:gfxdata="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" fillcolor="#5290bf" strokecolor="#5290bf" strokeweight="1pt">
+                    <v:group id="组合 644909588" o:spid="_x0000_s1036" style="position:absolute;left:380;top:-295;width:24077;height:4373" coordorigin="10102,4463" coordsize="3795,547" o:gfxdata="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">
+                      <v:rect id="_x0000_s1037" style="position:absolute;left:10102;top:4500;width:3795;height:510;flip:x;visibility:visible;mso-wrap-style:square;v-text-anchor:middle" o:gfxdata="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" fillcolor="#5290bf" strokecolor="#5290bf" strokeweight="1pt">
                         <v:shadow on="t" color="black" opacity="26214f" origin="-.5,-.5" offset=".74836mm,.74836mm"/>
                       </v:rect>
-                      <v:shape id="文本框 10" o:spid="_x0000_s1037" type="#_x0000_t202" style="position:absolute;left:10721;top:4463;width:2475;height:510;visibility:visible;mso-wrap-style:square;v-text-anchor:top" o:gfxdata="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" filled="f" stroked="f" strokeweight=".5pt">
+                      <v:shape id="文本框 10" o:spid="_x0000_s1038" type="#_x0000_t202" style="position:absolute;left:10721;top:4463;width:2475;height:510;visibility:visible;mso-wrap-style:square;v-text-anchor:top" o:gfxdata="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" filled="f" stroked="f" strokeweight=".5pt">
                         <v:textbox>
                           <w:txbxContent>
                             <w:p>
@@ -4487,13 +4626,13 @@
                           </w:txbxContent>
                         </v:textbox>
                       </v:shape>
-                      <v:shape id="学士帽" o:spid="_x0000_s1038" style="position:absolute;left:10345;top:4604;width:426;height:288;visibility:visible;mso-wrap-style:square;v-text-anchor:middle-center" coordsize="3931,2392" o:gfxdata="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" path="m3046,1287v,,-428,-437,-1019,-437c1450,850,880,1287,880,1287,560,1154,560,1154,560,1154v,392,,392,,392c610,1563,647,1610,647,1666v,57,-38,103,-89,120c653,2208,653,2208,653,2208v-280,,-280,,-280,c469,1784,469,1784,469,1784v-46,-20,-78,-65,-78,-118c391,1614,422,1570,466,1549v,-434,,-434,,-434c,920,,920,,920,2050,,2050,,2050,,3931,932,3931,932,3931,932r-885,355xm2004,1072v594,,925,314,925,314c2929,2147,2929,2147,2929,2147v,,-343,245,-972,245c1328,2392,1099,2147,1099,2147v,-761,,-761,,-761c1099,1386,1410,1072,2004,1072xm1992,2252v412,,746,-84,746,-186c2738,1963,2404,1879,1992,1879v-411,,-745,84,-745,187c1247,2168,1581,2252,1992,2252xe" fillcolor="window" stroked="f">
+                      <v:shape id="学士帽" o:spid="_x0000_s1039" style="position:absolute;left:10345;top:4604;width:426;height:288;visibility:visible;mso-wrap-style:square;v-text-anchor:middle-center" coordsize="3931,2392" o:gfxdata="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" path="m3046,1287v,,-428,-437,-1019,-437c1450,850,880,1287,880,1287,560,1154,560,1154,560,1154v,392,,392,,392c610,1563,647,1610,647,1666v,57,-38,103,-89,120c653,2208,653,2208,653,2208v-280,,-280,,-280,c469,1784,469,1784,469,1784v-46,-20,-78,-65,-78,-118c391,1614,422,1570,466,1549v,-434,,-434,,-434c,920,,920,,920,2050,,2050,,2050,,3931,932,3931,932,3931,932r-885,355xm2004,1072v594,,925,314,925,314c2929,2147,2929,2147,2929,2147v,,-343,245,-972,245c1328,2392,1099,2147,1099,2147v,-761,,-761,,-761c1099,1386,1410,1072,2004,1072xm1992,2252v412,,746,-84,746,-186c2738,1963,2404,1879,1992,1879v-411,,-745,84,-745,187c1247,2168,1581,2252,1992,2252xe" fillcolor="window" stroked="f">
                         <v:path arrowok="t" o:connecttype="custom" o:connectlocs="151183,71004;100606,46894;43677,71004;27795,63666;27795,85293;32113,91913;27695,98533;32410,121815;18513,121815;23278,98423;19407,91913;23129,85458;23129,61514;0,50756;101748,0;195108,51418;151183,71004;99465,59142;145375,76465;145375,118450;97132,131966;54547,118450;54547,76465;99465,59142;98869,124243;135896,113981;98869,103664;61893,113981;98869,124243" o:connectangles="0,0,0,0,0,0,0,0,0,0,0,0,0,0,0,0,0,0,0,0,0,0,0,0,0,0,0,0,0"/>
                       </v:shape>
                     </v:group>
                   </v:group>
-                  <v:group id="组合 1948591548" o:spid="_x0000_s1039" style="position:absolute;left:690;top:26457;width:38494;height:34228" coordorigin="500,6468" coordsize="38500,34231" o:gfxdata="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">
-                    <v:rect id="_x0000_s1040" style="position:absolute;left:500;top:6599;width:24041;height:3968;flip:x;visibility:visible;mso-wrap-style:square;v-text-anchor:middle" o:gfxdata="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" fillcolor="#5290bf" strokecolor="#5290bf" strokeweight="1pt">
+                  <v:group id="组合 1948591548" o:spid="_x0000_s1040" style="position:absolute;left:690;top:26457;width:38494;height:34228" coordorigin="500,6468" coordsize="38500,34231" o:gfxdata="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">
+                    <v:rect id="_x0000_s1041" style="position:absolute;left:500;top:6599;width:24041;height:3968;flip:x;visibility:visible;mso-wrap-style:square;v-text-anchor:middle" o:gfxdata="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" fillcolor="#5290bf" strokecolor="#5290bf" strokeweight="1pt">
                       <v:shadow on="t" color="black" opacity="26214f" origin="-.5,-.5" offset=".74836mm,.74836mm"/>
                       <v:textbox>
                         <w:txbxContent>
@@ -4501,7 +4640,7 @@
                         </w:txbxContent>
                       </v:textbox>
                     </v:rect>
-                    <v:shape id="文本框 167241640" o:spid="_x0000_s1041" type="#_x0000_t202" style="position:absolute;left:4936;top:6468;width:14883;height:3808;visibility:visible;mso-wrap-style:square;v-text-anchor:top" o:gfxdata="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" filled="f" stroked="f" strokeweight=".5pt">
+                    <v:shape id="文本框 167241640" o:spid="_x0000_s1042" type="#_x0000_t202" style="position:absolute;left:4936;top:6468;width:14883;height:3808;visibility:visible;mso-wrap-style:square;v-text-anchor:top" o:gfxdata="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" filled="f" stroked="f" strokeweight=".5pt">
                       <v:textbox>
                         <w:txbxContent>
                           <w:p>
@@ -4528,7 +4667,7 @@
                         </w:txbxContent>
                       </v:textbox>
                     </v:shape>
-                    <v:shape id="文本框 110433329" o:spid="_x0000_s1042" type="#_x0000_t202" style="position:absolute;left:500;top:11321;width:38500;height:29379;visibility:visible;mso-wrap-style:square;v-text-anchor:top" o:gfxdata="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" filled="f" stroked="f" strokeweight=".5pt">
+                    <v:shape id="文本框 110433329" o:spid="_x0000_s1043" type="#_x0000_t202" style="position:absolute;left:500;top:11321;width:38500;height:29379;visibility:visible;mso-wrap-style:square;v-text-anchor:top" o:gfxdata="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" filled="f" stroked="f" strokeweight=".5pt">
                       <v:textbox>
                         <w:txbxContent>
                           <w:p>
@@ -4777,14 +4916,14 @@
                         </w:txbxContent>
                       </v:textbox>
                     </v:shape>
-                    <v:shape id="公告栏" o:spid="_x0000_s1043" style="position:absolute;left:2335;top:7344;width:2305;height:2101;visibility:visible;mso-wrap-style:square;v-text-anchor:middle" coordsize="5438,5494" o:gfxdata="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" path="m2825,454l2825,,2514,r,454l,454r,805l276,1259r,3036l2197,4295,1028,5252r197,242l2689,4295r10,l4163,5494r197,-242l3192,4295r1913,l5105,1259r333,l5438,454r-2613,xm4793,3983r-4206,l587,1259r4206,l4793,3983xm1611,3281r,-810l2422,2471r-2,-42l2417,2388r-5,-41l2405,2308r-9,-40l2385,2230r-12,-38l2358,2156r-17,-36l2324,2085r-20,-34l2284,2018r-24,-32l2237,1956r-27,-30l2184,1898r-28,-27l2126,1846r-30,-24l2064,1799r-33,-21l1997,1759r-35,-18l1926,1724r-36,-14l1852,1697r-38,-11l1774,1677r-39,-7l1694,1665r-41,-3l1611,1660r-42,2l1528,1665r-41,5l1448,1677r-40,9l1369,1697r-37,13l1295,1724r-35,17l1224,1759r-33,19l1157,1799r-31,23l1096,1846r-30,25l1038,1898r-27,28l986,1956r-24,30l939,2018r-21,33l899,2085r-18,35l864,2156r-14,36l837,2230r-11,38l817,2308r-8,39l804,2388r-3,41l800,2471r1,42l804,2554r5,41l817,2634r9,40l837,2712r13,38l864,2786r17,36l899,2857r19,34l939,2924r23,32l986,2986r25,30l1038,3044r28,26l1096,3097r30,23l1157,3144r34,20l1224,3184r36,17l1295,3218r37,15l1369,3245r39,11l1448,3265r39,7l1528,3277r41,3l1611,3281xm1838,3503r,l1881,3502r40,-3l1962,3493r40,-7l2041,3477r39,-11l2117,3453r37,-14l2190,3422r35,-18l2259,3385r33,-21l2323,3341r32,-24l2384,3292r27,-27l2439,3237r25,-30l2488,3177r23,-31l2532,3112r19,-33l2570,3043r16,-35l2600,2971r12,-38l2623,2895r10,-40l2640,2816r5,-41l2648,2734r1,-42l1838,2692r,811xm4318,1839r-1037,l3281,2150r1037,l4318,1839xm4318,2411r-1037,l3281,2723r1037,l4318,2411xm4318,2983r-1037,l3281,3295r1037,l4318,2983xe" fillcolor="window" stroked="f">
+                    <v:shape id="公告栏" o:spid="_x0000_s1044" style="position:absolute;left:2335;top:7344;width:2305;height:2101;visibility:visible;mso-wrap-style:square;v-text-anchor:middle" coordsize="5438,5494" o:gfxdata="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" path="m2825,454l2825,,2514,r,454l,454r,805l276,1259r,3036l2197,4295,1028,5252r197,242l2689,4295r10,l4163,5494r197,-242l3192,4295r1913,l5105,1259r333,l5438,454r-2613,xm4793,3983r-4206,l587,1259r4206,l4793,3983xm1611,3281r,-810l2422,2471r-2,-42l2417,2388r-5,-41l2405,2308r-9,-40l2385,2230r-12,-38l2358,2156r-17,-36l2324,2085r-20,-34l2284,2018r-24,-32l2237,1956r-27,-30l2184,1898r-28,-27l2126,1846r-30,-24l2064,1799r-33,-21l1997,1759r-35,-18l1926,1724r-36,-14l1852,1697r-38,-11l1774,1677r-39,-7l1694,1665r-41,-3l1611,1660r-42,2l1528,1665r-41,5l1448,1677r-40,9l1369,1697r-37,13l1295,1724r-35,17l1224,1759r-33,19l1157,1799r-31,23l1096,1846r-30,25l1038,1898r-27,28l986,1956r-24,30l939,2018r-21,33l899,2085r-18,35l864,2156r-14,36l837,2230r-11,38l817,2308r-8,39l804,2388r-3,41l800,2471r1,42l804,2554r5,41l817,2634r9,40l837,2712r13,38l864,2786r17,36l899,2857r19,34l939,2924r23,32l986,2986r25,30l1038,3044r28,26l1096,3097r30,23l1157,3144r34,20l1224,3184r36,17l1295,3218r37,15l1369,3245r39,11l1448,3265r39,7l1528,3277r41,3l1611,3281xm1838,3503r,l1881,3502r40,-3l1962,3493r40,-7l2041,3477r39,-11l2117,3453r37,-14l2190,3422r35,-18l2259,3385r33,-21l2323,3341r32,-24l2384,3292r27,-27l2439,3237r25,-30l2488,3177r23,-31l2532,3112r19,-33l2570,3043r16,-35l2600,2971r12,-38l2623,2895r10,-40l2640,2816r5,-41l2648,2734r1,-42l1838,2692r,811xm4318,1839r-1037,l3281,2150r1037,l4318,1839xm4318,2411r-1037,l3281,2723r1037,l4318,2411xm4318,2983r-1037,l3281,3295r1037,l4318,2983xe" fillcolor="window" stroked="f">
                       <v:path arrowok="t" o:connecttype="custom" o:connectlocs="2147483646,0;0,2147483646;2147483646,2147483646;2147483646,2147483646;2147483646,2147483646;2147483646,2147483646;2147483646,2147483646;2147483646,2147483646;2147483646,2147483646;2147483646,2147483646;2147483646,2147483646;2147483646,2147483646;2147483646,2147483646;2147483646,2147483646;2147483646,2147483646;2147483646,2147483646;2147483646,2147483646;2147483646,2147483646;2147483646,2147483646;2147483646,2147483646;2147483646,2147483646;2147483646,2147483646;2147483646,2147483646;2147483646,2147483646;2147483646,2147483646;2147483646,2147483646;2147483646,2147483646;2147483646,2147483646;2147483646,2147483646;2147483646,2147483646;2147483646,2147483646;2147483646,2147483646;2147483646,2147483646;2147483646,2147483646;2147483646,2147483646;2147483646,2147483646;2147483646,2147483646;2147483646,2147483646;2147483646,2147483646;2147483646,2147483646;2147483646,2147483646;2147483646,2147483646;2147483646,2147483646;2147483646,2147483646;2147483646,2147483646;2147483646,2147483646;2147483646,2147483646;2147483646,2147483646;2147483646,2147483646;2147483646,2147483646;2147483646,2147483646;2147483646,2147483646;2147483646,2147483646;2147483646,2147483646;2147483646,2147483646;2147483646,2147483646;2147483646,2147483646;2147483646,2147483646;2147483646,2147483646;2147483646,2147483646" o:connectangles="0,0,0,0,0,0,0,0,0,0,0,0,0,0,0,0,0,0,0,0,0,0,0,0,0,0,0,0,0,0,0,0,0,0,0,0,0,0,0,0,0,0,0,0,0,0,0,0,0,0,0,0,0,0,0,0,0,0,0,0"/>
                     </v:shape>
                   </v:group>
                 </v:group>
-                <v:group id="组合 1180437464" o:spid="_x0000_s1044" style="position:absolute;width:23469;height:58039" coordorigin="63" coordsize="23253,48406" o:gfxdata="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">
-                  <v:group id="组合 93661502" o:spid="_x0000_s1045" style="position:absolute;left:63;width:22554;height:4575" coordorigin="10307,4738" coordsize="3552,514" o:gfxdata="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">
-                    <v:shape id="文本框 5" o:spid="_x0000_s1046" type="#_x0000_t202" style="position:absolute;left:10307;top:4738;width:3360;height:514;visibility:visible;mso-wrap-style:square;v-text-anchor:top" o:gfxdata="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" filled="f" stroked="f" strokeweight=".5pt">
+                <v:group id="组合 1180437464" o:spid="_x0000_s1045" style="position:absolute;width:23469;height:58039" coordorigin="63" coordsize="23253,48406" o:gfxdata="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">
+                  <v:group id="组合 93661502" o:spid="_x0000_s1046" style="position:absolute;left:63;width:22554;height:4575" coordorigin="10307,4738" coordsize="3552,514" o:gfxdata="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">
+                    <v:shape id="文本框 5" o:spid="_x0000_s1047" type="#_x0000_t202" style="position:absolute;left:10307;top:4738;width:3360;height:514;visibility:visible;mso-wrap-style:square;v-text-anchor:top" o:gfxdata="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" filled="f" stroked="f" strokeweight=".5pt">
                       <v:textbox>
                         <w:txbxContent>
                           <w:p>
@@ -4824,15 +4963,15 @@
                         </w:txbxContent>
                       </v:textbox>
                     </v:shape>
-                    <v:line id="直接连接符 254222622" o:spid="_x0000_s1047" style="position:absolute;visibility:visible;mso-wrap-style:square" from="10457,5194" to="13859,5194" o:connectortype="straight" o:gfxdata="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" strokecolor="#7f7f7f" strokeweight="1pt">
+                    <v:line id="直接连接符 254222622" o:spid="_x0000_s1048" style="position:absolute;visibility:visible;mso-wrap-style:square" from="10457,5194" to="13859,5194" o:connectortype="straight" o:gfxdata="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" strokecolor="#7f7f7f" strokeweight="1pt">
                       <v:stroke dashstyle="dash" joinstyle="miter"/>
                     </v:line>
                   </v:group>
-                  <v:group id="组合 1759515303" o:spid="_x0000_s1048" style="position:absolute;left:196;top:6047;width:22543;height:5396" coordorigin="8614,5913" coordsize="3552,443" o:gfxdata="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">
-                    <v:line id="直接连接符 2069236199" o:spid="_x0000_s1049" style="position:absolute;visibility:visible;mso-wrap-style:square" from="8764,6324" to="12166,6324" o:connectortype="straight" o:gfxdata="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" strokecolor="#7f7f7f" strokeweight="1pt">
+                  <v:group id="组合 1759515303" o:spid="_x0000_s1049" style="position:absolute;left:196;top:6047;width:22543;height:5396" coordorigin="8614,5913" coordsize="3552,443" o:gfxdata="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">
+                    <v:line id="直接连接符 2069236199" o:spid="_x0000_s1050" style="position:absolute;visibility:visible;mso-wrap-style:square" from="8764,6324" to="12166,6324" o:connectortype="straight" o:gfxdata="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" strokecolor="#7f7f7f" strokeweight="1pt">
                       <v:stroke dashstyle="dash" joinstyle="miter"/>
                     </v:line>
-                    <v:shape id="文本框 5" o:spid="_x0000_s1050" type="#_x0000_t202" style="position:absolute;left:8614;top:5913;width:3360;height:443;visibility:visible;mso-wrap-style:square;v-text-anchor:top" o:gfxdata="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" filled="f" stroked="f" strokeweight=".5pt">
+                    <v:shape id="文本框 5" o:spid="_x0000_s1051" type="#_x0000_t202" style="position:absolute;left:8614;top:5913;width:3360;height:443;visibility:visible;mso-wrap-style:square;v-text-anchor:top" o:gfxdata="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" filled="f" stroked="f" strokeweight=".5pt">
                       <v:textbox>
                         <w:txbxContent>
                           <w:p>
@@ -4885,11 +5024,11 @@
                       </v:textbox>
                     </v:shape>
                   </v:group>
-                  <v:group id="组合 39294369" o:spid="_x0000_s1051" style="position:absolute;left:203;top:17628;width:22764;height:5766" coordorigin="10339,7363" coordsize="3587,474" o:gfxdata="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">
-                    <v:line id="直接连接符 30" o:spid="_x0000_s1052" style="position:absolute;visibility:visible;mso-wrap-style:square" from="10524,7837" to="13926,7837" o:connectortype="straight" o:gfxdata="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" strokecolor="#7f7f7f" strokeweight="1pt">
+                  <v:group id="组合 39294369" o:spid="_x0000_s1052" style="position:absolute;left:203;top:17628;width:22764;height:5766" coordorigin="10339,7363" coordsize="3587,474" o:gfxdata="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">
+                    <v:line id="直接连接符 30" o:spid="_x0000_s1053" style="position:absolute;visibility:visible;mso-wrap-style:square" from="10524,7837" to="13926,7837" o:connectortype="straight" o:gfxdata="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" strokecolor="#7f7f7f" strokeweight="1pt">
                       <v:stroke dashstyle="dash" joinstyle="miter"/>
                     </v:line>
-                    <v:shape id="文本框 5" o:spid="_x0000_s1053" type="#_x0000_t202" style="position:absolute;left:10339;top:7363;width:3360;height:429;visibility:visible;mso-wrap-style:square;v-text-anchor:top" o:gfxdata="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" filled="f" stroked="f" strokeweight=".5pt">
+                    <v:shape id="文本框 5" o:spid="_x0000_s1054" type="#_x0000_t202" style="position:absolute;left:10339;top:7363;width:3360;height:429;visibility:visible;mso-wrap-style:square;v-text-anchor:top" o:gfxdata="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" filled="f" stroked="f" strokeweight=".5pt">
                       <v:textbox>
                         <w:txbxContent>
                           <w:p>
@@ -4944,11 +5083,11 @@
                       </v:textbox>
                     </v:shape>
                   </v:group>
-                  <v:group id="组合 445652255" o:spid="_x0000_s1054" style="position:absolute;left:196;top:11490;width:22771;height:5478" coordorigin="8624,7078" coordsize="3587,367" o:gfxdata="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">
-                    <v:line id="直接连接符 562739802" o:spid="_x0000_s1055" style="position:absolute;visibility:visible;mso-wrap-style:square" from="8809,7445" to="12211,7445" o:connectortype="straight" o:gfxdata="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" strokecolor="#7f7f7f" strokeweight="1pt">
+                  <v:group id="组合 445652255" o:spid="_x0000_s1055" style="position:absolute;left:196;top:11490;width:22771;height:5478" coordorigin="8624,7078" coordsize="3587,367" o:gfxdata="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">
+                    <v:line id="直接连接符 562739802" o:spid="_x0000_s1056" style="position:absolute;visibility:visible;mso-wrap-style:square" from="8809,7445" to="12211,7445" o:connectortype="straight" o:gfxdata="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" strokecolor="#7f7f7f" strokeweight="1pt">
                       <v:stroke dashstyle="dash" joinstyle="miter"/>
                     </v:line>
-                    <v:shape id="文本框 5" o:spid="_x0000_s1056" type="#_x0000_t202" style="position:absolute;left:8624;top:7078;width:3360;height:320;visibility:visible;mso-wrap-style:square;v-text-anchor:top" o:gfxdata="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" filled="f" stroked="f" strokeweight=".5pt">
+                    <v:shape id="文本框 5" o:spid="_x0000_s1057" type="#_x0000_t202" style="position:absolute;left:8624;top:7078;width:3360;height:320;visibility:visible;mso-wrap-style:square;v-text-anchor:top" o:gfxdata="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" filled="f" stroked="f" strokeweight=".5pt">
                       <v:textbox>
                         <w:txbxContent>
                           <w:p>
@@ -5003,11 +5142,11 @@
                       </v:textbox>
                     </v:shape>
                   </v:group>
-                  <v:group id="组合 2101102911" o:spid="_x0000_s1057" style="position:absolute;left:209;top:30277;width:22974;height:5841" coordorigin="10340,6847" coordsize="3620,480" o:gfxdata="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">
-                    <v:line id="直接连接符 30" o:spid="_x0000_s1058" style="position:absolute;visibility:visible;mso-wrap-style:square" from="10558,7327" to="13960,7327" o:connectortype="straight" o:gfxdata="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" strokecolor="#7f7f7f" strokeweight="1pt">
+                  <v:group id="组合 2101102911" o:spid="_x0000_s1058" style="position:absolute;left:209;top:30277;width:22974;height:5841" coordorigin="10340,6847" coordsize="3620,480" o:gfxdata="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">
+                    <v:line id="直接连接符 30" o:spid="_x0000_s1059" style="position:absolute;visibility:visible;mso-wrap-style:square" from="10558,7327" to="13960,7327" o:connectortype="straight" o:gfxdata="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" strokecolor="#7f7f7f" strokeweight="1pt">
                       <v:stroke dashstyle="dash" joinstyle="miter"/>
                     </v:line>
-                    <v:shape id="文本框 5" o:spid="_x0000_s1059" type="#_x0000_t202" style="position:absolute;left:10340;top:6847;width:3360;height:415;visibility:visible;mso-wrap-style:square;v-text-anchor:top" o:gfxdata="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" filled="f" stroked="f" strokeweight=".5pt">
+                    <v:shape id="文本框 5" o:spid="_x0000_s1060" type="#_x0000_t202" style="position:absolute;left:10340;top:6847;width:3360;height:415;visibility:visible;mso-wrap-style:square;v-text-anchor:top" o:gfxdata="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" filled="f" stroked="f" strokeweight=".5pt">
                       <v:textbox>
                         <w:txbxContent>
                           <w:p>
@@ -5060,11 +5199,11 @@
                       </v:textbox>
                     </v:shape>
                   </v:group>
-                  <v:group id="组合 744750492" o:spid="_x0000_s1060" style="position:absolute;left:76;top:36655;width:23241;height:5380" coordorigin="10289,6487" coordsize="3662,442" o:gfxdata="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">
-                    <v:line id="直接连接符 30" o:spid="_x0000_s1061" style="position:absolute;visibility:visible;mso-wrap-style:square" from="10549,6929" to="13951,6929" o:connectortype="straight" o:gfxdata="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" strokecolor="#7f7f7f" strokeweight="1pt">
+                  <v:group id="组合 744750492" o:spid="_x0000_s1061" style="position:absolute;left:76;top:36655;width:23241;height:5380" coordorigin="10289,6487" coordsize="3662,442" o:gfxdata="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">
+                    <v:line id="直接连接符 30" o:spid="_x0000_s1062" style="position:absolute;visibility:visible;mso-wrap-style:square" from="10549,6929" to="13951,6929" o:connectortype="straight" o:gfxdata="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" strokecolor="#7f7f7f" strokeweight="1pt">
                       <v:stroke dashstyle="dash" joinstyle="miter"/>
                     </v:line>
-                    <v:shape id="文本框 5" o:spid="_x0000_s1062" type="#_x0000_t202" style="position:absolute;left:10289;top:6487;width:3360;height:405;visibility:visible;mso-wrap-style:square;v-text-anchor:top" o:gfxdata="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" filled="f" stroked="f" strokeweight=".5pt">
+                    <v:shape id="文本框 5" o:spid="_x0000_s1063" type="#_x0000_t202" style="position:absolute;left:10289;top:6487;width:3360;height:405;visibility:visible;mso-wrap-style:square;v-text-anchor:top" o:gfxdata="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" filled="f" stroked="f" strokeweight=".5pt">
                       <v:textbox>
                         <w:txbxContent>
                           <w:p>
@@ -5117,11 +5256,11 @@
                       </v:textbox>
                     </v:shape>
                   </v:group>
-                  <v:group id="组合 471803461" o:spid="_x0000_s1063" style="position:absolute;left:196;top:42526;width:22987;height:5880" coordorigin="10308,6171" coordsize="3621,483" o:gfxdata="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">
-                    <v:line id="直接连接符 30" o:spid="_x0000_s1064" style="position:absolute;visibility:visible;mso-wrap-style:square" from="10527,6654" to="13929,6654" o:connectortype="straight" o:gfxdata="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" strokecolor="#7f7f7f" strokeweight="1pt">
+                  <v:group id="组合 471803461" o:spid="_x0000_s1064" style="position:absolute;left:196;top:42526;width:22987;height:5880" coordorigin="10308,6171" coordsize="3621,483" o:gfxdata="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">
+                    <v:line id="直接连接符 30" o:spid="_x0000_s1065" style="position:absolute;visibility:visible;mso-wrap-style:square" from="10527,6654" to="13929,6654" o:connectortype="straight" o:gfxdata="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" strokecolor="#7f7f7f" strokeweight="1pt">
                       <v:stroke dashstyle="dash" joinstyle="miter"/>
                     </v:line>
-                    <v:shape id="文本框 5" o:spid="_x0000_s1065" type="#_x0000_t202" style="position:absolute;left:10308;top:6171;width:3426;height:414;visibility:visible;mso-wrap-style:square;v-text-anchor:top" o:gfxdata="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" filled="f" stroked="f" strokeweight=".5pt">
+                    <v:shape id="文本框 5" o:spid="_x0000_s1066" type="#_x0000_t202" style="position:absolute;left:10308;top:6171;width:3426;height:414;visibility:visible;mso-wrap-style:square;v-text-anchor:top" o:gfxdata="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" filled="f" stroked="f" strokeweight=".5pt">
                       <v:textbox>
                         <w:txbxContent>
                           <w:p>
@@ -5183,11 +5322,11 @@
                       </v:textbox>
                     </v:shape>
                   </v:group>
-                  <v:group id="组合 302434646" o:spid="_x0000_s1066" style="position:absolute;left:203;top:24020;width:22987;height:5513" coordorigin="10309,7113" coordsize="3621,453" o:gfxdata="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">
-                    <v:line id="直接连接符 30" o:spid="_x0000_s1067" style="position:absolute;visibility:visible;mso-wrap-style:square" from="10528,7566" to="13930,7566" o:connectortype="straight" o:gfxdata="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" strokecolor="#7f7f7f" strokeweight="1pt">
+                  <v:group id="组合 302434646" o:spid="_x0000_s1067" style="position:absolute;left:203;top:24020;width:22987;height:5513" coordorigin="10309,7113" coordsize="3621,453" o:gfxdata="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">
+                    <v:line id="直接连接符 30" o:spid="_x0000_s1068" style="position:absolute;visibility:visible;mso-wrap-style:square" from="10528,7566" to="13930,7566" o:connectortype="straight" o:gfxdata="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" strokecolor="#7f7f7f" strokeweight="1pt">
                       <v:stroke dashstyle="dash" joinstyle="miter"/>
                     </v:line>
-                    <v:shape id="文本框 5" o:spid="_x0000_s1068" type="#_x0000_t202" style="position:absolute;left:10309;top:7113;width:3360;height:413;visibility:visible;mso-wrap-style:square;v-text-anchor:top" o:gfxdata="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" filled="f" stroked="f" strokeweight=".5pt">
+                    <v:shape id="文本框 5" o:spid="_x0000_s1069" type="#_x0000_t202" style="position:absolute;left:10309;top:7113;width:3360;height:413;visibility:visible;mso-wrap-style:square;v-text-anchor:top" o:gfxdata="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" filled="f" stroked="f" strokeweight=".5pt">
                       <v:textbox>
                         <w:txbxContent>
                           <w:p>
@@ -5254,145 +5393,6 @@
                   </v:group>
                 </v:group>
               </v:group>
-            </w:pict>
-          </mc:Fallback>
-        </mc:AlternateContent>
-      </w:r>
-      <w:r>
-        <w:rPr>
-          <w:rFonts w:ascii="微软雅黑" w:eastAsia="微软雅黑" w:hAnsi="微软雅黑"/>
-          <w:noProof/>
-        </w:rPr>
-        <mc:AlternateContent>
-          <mc:Choice Requires="wps">
-            <w:drawing>
-              <wp:anchor distT="0" distB="0" distL="114300" distR="114300" simplePos="0" relativeHeight="251728896" behindDoc="0" locked="0" layoutInCell="1" allowOverlap="1" wp14:anchorId="78403FFB" wp14:editId="12E0B0D1">
-                <wp:simplePos x="0" y="0"/>
-                <wp:positionH relativeFrom="column">
-                  <wp:posOffset>-720090</wp:posOffset>
-                </wp:positionH>
-                <wp:positionV relativeFrom="paragraph">
-                  <wp:posOffset>7646670</wp:posOffset>
-                </wp:positionV>
-                <wp:extent cx="7505700" cy="1985010"/>
-                <wp:effectExtent l="38100" t="114300" r="133350" b="53340"/>
-                <wp:wrapNone/>
-                <wp:docPr id="209" name="流程图: 手动输入 2"/>
-                <wp:cNvGraphicFramePr/>
-                <a:graphic xmlns:a="http://schemas.openxmlformats.org/drawingml/2006/main">
-                  <a:graphicData uri="http://schemas.microsoft.com/office/word/2010/wordprocessingShape">
-                    <wps:wsp>
-                      <wps:cNvSpPr/>
-                      <wps:spPr>
-                        <a:xfrm flipH="1">
-                          <a:off x="0" y="0"/>
-                          <a:ext cx="7505700" cy="1985010"/>
-                        </a:xfrm>
-                        <a:custGeom>
-                          <a:avLst/>
-                          <a:gdLst>
-                            <a:gd name="connsiteX0" fmla="*/ 0 w 10000"/>
-                            <a:gd name="connsiteY0" fmla="*/ 2286 h 10000"/>
-                            <a:gd name="connsiteX1" fmla="*/ 10000 w 10000"/>
-                            <a:gd name="connsiteY1" fmla="*/ 0 h 10000"/>
-                            <a:gd name="connsiteX2" fmla="*/ 10000 w 10000"/>
-                            <a:gd name="connsiteY2" fmla="*/ 10000 h 10000"/>
-                            <a:gd name="connsiteX3" fmla="*/ 0 w 10000"/>
-                            <a:gd name="connsiteY3" fmla="*/ 10000 h 10000"/>
-                            <a:gd name="connsiteX4" fmla="*/ 0 w 10000"/>
-                            <a:gd name="connsiteY4" fmla="*/ 2286 h 10000"/>
-                          </a:gdLst>
-                          <a:ahLst/>
-                          <a:cxnLst>
-                            <a:cxn ang="0">
-                              <a:pos x="connsiteX0" y="connsiteY0"/>
-                            </a:cxn>
-                            <a:cxn ang="0">
-                              <a:pos x="connsiteX1" y="connsiteY1"/>
-                            </a:cxn>
-                            <a:cxn ang="0">
-                              <a:pos x="connsiteX2" y="connsiteY2"/>
-                            </a:cxn>
-                            <a:cxn ang="0">
-                              <a:pos x="connsiteX3" y="connsiteY3"/>
-                            </a:cxn>
-                            <a:cxn ang="0">
-                              <a:pos x="connsiteX4" y="connsiteY4"/>
-                            </a:cxn>
-                          </a:cxnLst>
-                          <a:rect l="l" t="t" r="r" b="b"/>
-                          <a:pathLst>
-                            <a:path w="10000" h="10000">
-                              <a:moveTo>
-                                <a:pt x="0" y="2286"/>
-                              </a:moveTo>
-                              <a:lnTo>
-                                <a:pt x="10000" y="0"/>
-                              </a:lnTo>
-                              <a:lnTo>
-                                <a:pt x="10000" y="10000"/>
-                              </a:lnTo>
-                              <a:lnTo>
-                                <a:pt x="0" y="10000"/>
-                              </a:lnTo>
-                              <a:lnTo>
-                                <a:pt x="0" y="2286"/>
-                              </a:lnTo>
-                              <a:close/>
-                            </a:path>
-                          </a:pathLst>
-                        </a:custGeom>
-                        <a:solidFill>
-                          <a:srgbClr val="5290BF"/>
-                        </a:solidFill>
-                        <a:ln w="12700" cap="flat" cmpd="sng" algn="ctr">
-                          <a:solidFill>
-                            <a:srgbClr val="5290BF"/>
-                          </a:solidFill>
-                          <a:prstDash val="solid"/>
-                          <a:miter lim="800000"/>
-                        </a:ln>
-                        <a:effectLst>
-                          <a:outerShdw blurRad="63500" dist="50800" dir="18900000" algn="bl" rotWithShape="0">
-                            <a:prstClr val="black">
-                              <a:alpha val="16000"/>
-                            </a:prstClr>
-                          </a:outerShdw>
-                        </a:effectLst>
-                      </wps:spPr>
-                      <wps:txbx>
-                        <w:txbxContent>
-                          <w:p/>
-                        </w:txbxContent>
-                      </wps:txbx>
-                      <wps:bodyPr rot="0" spcFirstLastPara="0" vertOverflow="overflow" horzOverflow="overflow" vert="horz" wrap="square" lIns="91440" tIns="45720" rIns="91440" bIns="45720" numCol="1" spcCol="0" rtlCol="0" fromWordArt="0" anchor="ctr" anchorCtr="0" forceAA="0" compatLnSpc="1">
-                        <a:noAutofit/>
-                      </wps:bodyPr>
-                    </wps:wsp>
-                  </a:graphicData>
-                </a:graphic>
-                <wp14:sizeRelH relativeFrom="margin">
-                  <wp14:pctWidth>0</wp14:pctWidth>
-                </wp14:sizeRelH>
-                <wp14:sizeRelV relativeFrom="margin">
-                  <wp14:pctHeight>0</wp14:pctHeight>
-                </wp14:sizeRelV>
-              </wp:anchor>
-            </w:drawing>
-          </mc:Choice>
-          <mc:Fallback>
-            <w:pict>
-              <v:shape w14:anchorId="78403FFB" id="流程图: 手动输入 2" o:spid="_x0000_s1069" style="position:absolute;margin-left:-56.7pt;margin-top:602.1pt;width:591pt;height:156.3pt;flip:x;z-index:251728896;visibility:visible;mso-wrap-style:square;mso-width-percent:0;mso-height-percent:0;mso-wrap-distance-left:9pt;mso-wrap-distance-top:0;mso-wrap-distance-right:9pt;mso-wrap-distance-bottom:0;mso-position-horizontal:absolute;mso-position-horizontal-relative:text;mso-position-vertical:absolute;mso-position-vertical-relative:text;mso-width-percent:0;mso-height-percent:0;mso-width-relative:margin;mso-height-relative:margin;v-text-anchor:middle" coordsize="10000,10000" o:spt="100" o:gfxdata="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" adj="-11796480,,5400" path="m,2286l10000,r,10000l,10000,,2286xe" fillcolor="#5290bf" strokecolor="#5290bf" strokeweight="1pt">
-                <v:stroke joinstyle="miter"/>
-                <v:shadow on="t" color="black" opacity="10485f" origin="-.5,.5" offset=".99781mm,-.99781mm"/>
-                <v:formulas/>
-                <v:path arrowok="t" o:connecttype="custom" o:connectlocs="0,453773;7505700,0;7505700,1985010;0,1985010;0,453773" o:connectangles="0,0,0,0,0" textboxrect="0,0,10000,10000"/>
-                <v:textbox>
-                  <w:txbxContent>
-                    <w:p/>
-                  </w:txbxContent>
-                </v:textbox>
-              </v:shape>
             </w:pict>
           </mc:Fallback>
         </mc:AlternateContent>
@@ -6680,7 +6680,7 @@
         <w:ind w:firstLineChars="0"/>
         <w:jc w:val="left"/>
         <w:rPr>
-          <w:rFonts w:ascii="微软雅黑" w:eastAsia="微软雅黑" w:hAnsi="微软雅黑"/>
+          <w:rFonts w:ascii="微软雅黑" w:eastAsia="微软雅黑" w:hAnsi="微软雅黑" w:hint="eastAsia"/>
           <w:color w:val="595959" w:themeColor="text1" w:themeTint="A6"/>
           <w:sz w:val="22"/>
         </w:rPr>
@@ -10689,9 +10689,6 @@
     <w:p>
       <w:pPr>
         <w:ind w:firstLine="420"/>
-        <w:rPr>
-          <w:rFonts w:hint="eastAsia"/>
-        </w:rPr>
       </w:pPr>
       <w:r>
         <w:t>W</w:t>
